--- a/cf/sh/u/files/u028.docx
+++ b/cf/sh/u/files/u028.docx
@@ -20,7 +20,7 @@
     </w:p>
     <w:p>
       <w:r>
-        <w:t>請針對每個題目，把答案填在「回答：」後面（越具體越好）；填好後請放回您的部門資料夾即可，不需回信。</w:t>
+        <w:t>這份問卷是想更了解您的實際作業，好把您的 AI 助理做得更貼近需求。第一部分請把答案填在「回答：」後面（越具體越好）；第二部分只是先讓您了解，之後用的時候再一起調整，不用現在填。填好後放回您的部門資料夾即可，不需回信。</w:t>
       </w:r>
     </w:p>
     <w:p>
@@ -32,8 +32,16 @@
       </w:r>
     </w:p>
     <w:p>
+      <w:pPr>
+        <w:pStyle w:val="Heading2"/>
+      </w:pPr>
       <w:r>
-        <w:t>1. 每日工程報表與預留單的實際欄位定義與版型為何？</w:t>
+        <w:t>一、請您提供或確認的事情</w:t>
+      </w:r>
+    </w:p>
+    <w:p>
+      <w:r>
+        <w:t>1. 請先跟 IT 確認 SAP 能不能匯出（或介接）資料；短期可以先用人工定期匯出檔、貼 SAP 查詢畫面過渡。</w:t>
       </w:r>
     </w:p>
     <w:p>
@@ -43,7 +51,7 @@
     </w:p>
     <w:p>
       <w:r>
-        <w:t>2. 物料／料號對照表與專案對照能否提供，掛上表格查詢知識庫？</w:t>
+        <w:t>2. 請提供每日工程報表和「預留單」（保留／預留物料申請）的實際欄位定義和版型。</w:t>
       </w:r>
     </w:p>
     <w:p>
@@ -53,7 +61,7 @@
     </w:p>
     <w:p>
       <w:r>
-        <w:t>3. SAP 預留單 KEYIN 的必填欄位與規則為何？</w:t>
+        <w:t>3. 請給我們物料／料號對照表和專案對照，AI 才能把料號正確帶上、找不到就標待補。</w:t>
       </w:r>
     </w:p>
     <w:p>
@@ -63,7 +71,7 @@
     </w:p>
     <w:p>
       <w:r>
-        <w:t>4. 資料來源界定：雲端、共用槽、SAP 各取什麼？能否人工匯出？</w:t>
+        <w:t>4. 請說明 SAP 預留單 KEYIN 的必填欄位和規則，讓 AI 知道要整理哪些欄位。</w:t>
       </w:r>
     </w:p>
     <w:p>
@@ -73,7 +81,7 @@
     </w:p>
     <w:p>
       <w:r>
-        <w:t>5. SAP 與共用槽資料不一致時的處理規則為何？確認 AI 只提醒不自行決定對嗎？</w:t>
+        <w:t>5. 請界定資料來源怎麼分工（雲端、共用槽、SAP 各取什麼），以及資料兜不攏時怎麼處理。</w:t>
       </w:r>
     </w:p>
     <w:p>
@@ -82,13 +90,31 @@
       </w:r>
     </w:p>
     <w:p>
+      <w:pPr>
+        <w:pStyle w:val="Heading2"/>
+      </w:pPr>
       <w:r>
-        <w:t>6. SAP 目前只能人工匯出／貼上，還是中期考慮 MCP／Function Call 介接？</w:t>
+        <w:t>二、要用了之後、跟 AI 一起調整的事情（先了解即可，不用現在填）</w:t>
       </w:r>
     </w:p>
     <w:p>
       <w:r>
-        <w:t>回答：</w:t>
+        <w:t>• 把雲端／共用槽的檔案內容和 SAP 查詢畫面餵給 AI，它會彙整成每日工程報表草稿，並整理好預留單要 KEYIN 的欄位草稿。</w:t>
+      </w:r>
+    </w:p>
+    <w:p>
+      <w:r>
+        <w:t>• AI 出的草稿，助理專員要核對料號和數量對不對，最終在 SAP 登錄 KEYIN、送出都由人完成，AI 不自動寫入。</w:t>
+      </w:r>
+    </w:p>
+    <w:p>
+      <w:r>
+        <w:t>• 遇到 SAP 和共用槽同一物料數量不一致、或查不到料號時，AI 會標「不一致提醒／待補」而不是自己選一筆或亂編料號。</w:t>
+      </w:r>
+    </w:p>
+    <w:p>
+      <w:r>
+        <w:t>• 就算你叫 AI「直接在 SAP KEYIN 預留單並送出」它也會拒絕，一律等助理專員登錄。</w:t>
       </w:r>
     </w:p>
     <w:p/>
